--- a/resumes/ClaireBoyd_Resume_Oct2025.docx
+++ b/resumes/ClaireBoyd_Resume_Oct2025.docx
@@ -295,7 +295,23 @@
             <w:rStyle w:val="Hyperlink"/>
             <w:sz w:val="22"/>
           </w:rPr>
-          <w:t>linkedin.com/in/claire-boyd/</w:t>
+          <w:t>linkedin.com/in/</w:t>
+        </w:r>
+        <w:proofErr w:type="spellStart"/>
+        <w:r>
+          <w:rPr>
+            <w:rStyle w:val="Hyperlink"/>
+            <w:sz w:val="22"/>
+          </w:rPr>
+          <w:t>claire-boyd</w:t>
+        </w:r>
+        <w:proofErr w:type="spellEnd"/>
+        <w:r>
+          <w:rPr>
+            <w:rStyle w:val="Hyperlink"/>
+            <w:sz w:val="22"/>
+          </w:rPr>
+          <w:t>/</w:t>
         </w:r>
       </w:hyperlink>
       <w:r>
@@ -317,8 +333,17 @@
             <w:rStyle w:val="Hyperlink"/>
             <w:sz w:val="22"/>
           </w:rPr>
-          <w:t>github.com/claireboyd</w:t>
+          <w:t>github.com/</w:t>
         </w:r>
+        <w:proofErr w:type="spellStart"/>
+        <w:r>
+          <w:rPr>
+            <w:rStyle w:val="Hyperlink"/>
+            <w:sz w:val="22"/>
+          </w:rPr>
+          <w:t>claireboyd</w:t>
+        </w:r>
+        <w:proofErr w:type="spellEnd"/>
       </w:hyperlink>
       <w:r>
         <w:t xml:space="preserve"> </w:t>
@@ -361,8 +386,13 @@
         </w:rPr>
         <w:tab/>
       </w:r>
-      <w:r>
-        <w:t>Chicago, IL</w:t>
+      <w:proofErr w:type="spellStart"/>
+      <w:r>
+        <w:t>Chicago</w:t>
+      </w:r>
+      <w:proofErr w:type="spellEnd"/>
+      <w:r>
+        <w:t>, IL</w:t>
       </w:r>
     </w:p>
     <w:p>
@@ -477,6 +507,9 @@
     <w:p>
       <w:pPr>
         <w:pStyle w:val="Heading1"/>
+        <w:pBdr>
+          <w:bottom w:val="single" w:sz="4" w:space="1" w:color="auto"/>
+        </w:pBdr>
         <w:ind w:left="0" w:firstLine="0"/>
       </w:pPr>
       <w:r>
@@ -486,46 +519,25 @@
     <w:tbl>
       <w:tblPr>
         <w:tblStyle w:val="TableGrid"/>
-        <w:tblW w:w="11040" w:type="dxa"/>
+        <w:tblW w:w="11097" w:type="dxa"/>
         <w:tblInd w:w="-29" w:type="dxa"/>
-        <w:tblBorders>
-          <w:top w:val="single" w:sz="4" w:space="0" w:color="000000"/>
-          <w:bottom w:val="single" w:sz="4" w:space="0" w:color="000000"/>
-        </w:tblBorders>
         <w:tblCellMar>
           <w:top w:w="4" w:type="dxa"/>
-          <w:left w:w="0" w:type="dxa"/>
-          <w:bottom w:w="0" w:type="dxa"/>
           <w:right w:w="54" w:type="dxa"/>
         </w:tblCellMar>
         <w:tblLook w:val="04A0" w:firstRow="1" w:lastRow="0" w:firstColumn="1" w:lastColumn="0" w:noHBand="0" w:noVBand="1"/>
       </w:tblPr>
       <w:tblGrid>
-        <w:gridCol w:w="2189"/>
-        <w:gridCol w:w="8851"/>
+        <w:gridCol w:w="2184"/>
+        <w:gridCol w:w="8913"/>
       </w:tblGrid>
       <w:tr>
         <w:trPr>
-          <w:trHeight w:val="239"/>
+          <w:trHeight w:val="217"/>
         </w:trPr>
         <w:tc>
           <w:tcPr>
-            <w:tcW w:w="2189" w:type="dxa"/>
-          </w:tcPr>
-          <w:p>
-            <w:pPr>
-              <w:spacing w:after="0" w:line="259" w:lineRule="auto"/>
-              <w:ind w:left="0" w:firstLine="0"/>
-              <w:jc w:val="both"/>
-            </w:pPr>
-            <w:r>
-              <w:t xml:space="preserve">Programming languages:  </w:t>
-            </w:r>
-          </w:p>
-        </w:tc>
-        <w:tc>
-          <w:tcPr>
-            <w:tcW w:w="8851" w:type="dxa"/>
+            <w:tcW w:w="2184" w:type="dxa"/>
           </w:tcPr>
           <w:p>
             <w:pPr>
@@ -533,24 +545,13 @@
               <w:ind w:left="0" w:firstLine="0"/>
             </w:pPr>
             <w:r>
-              <w:t>Python, R, SQL, git, HTML (basics), CSS (basics)</w:t>
-            </w:r>
-            <w:r>
-              <w:t>,</w:t>
-            </w:r>
-            <w:r>
-              <w:t xml:space="preserve"> bash (basics), Scala (basics) </w:t>
+              <w:t>Programming</w:t>
             </w:r>
           </w:p>
         </w:tc>
-      </w:tr>
-      <w:tr>
-        <w:trPr>
-          <w:trHeight w:val="230"/>
-        </w:trPr>
         <w:tc>
           <w:tcPr>
-            <w:tcW w:w="2189" w:type="dxa"/>
+            <w:tcW w:w="8913" w:type="dxa"/>
           </w:tcPr>
           <w:p>
             <w:pPr>
@@ -558,13 +559,69 @@
               <w:ind w:left="0" w:firstLine="0"/>
             </w:pPr>
             <w:r>
-              <w:t xml:space="preserve">Machine learning:  </w:t>
+              <w:t>Python, R, SQL</w:t>
+            </w:r>
+            <w:r>
+              <w:t xml:space="preserve"> (SQL Server, Oracle)</w:t>
+            </w:r>
+            <w:r>
+              <w:t xml:space="preserve">, </w:t>
+            </w:r>
+            <w:r>
+              <w:t>git</w:t>
+            </w:r>
+            <w:r>
+              <w:t xml:space="preserve">, </w:t>
+            </w:r>
+            <w:r>
+              <w:t>CLI tools (</w:t>
+            </w:r>
+            <w:r>
+              <w:t>bash</w:t>
+            </w:r>
+            <w:r>
+              <w:t xml:space="preserve">, </w:t>
+            </w:r>
+            <w:proofErr w:type="spellStart"/>
+            <w:r>
+              <w:t>cmd</w:t>
+            </w:r>
+            <w:proofErr w:type="spellEnd"/>
+            <w:r>
+              <w:t xml:space="preserve">, </w:t>
+            </w:r>
+            <w:proofErr w:type="spellStart"/>
+            <w:r>
+              <w:t>pwsh</w:t>
+            </w:r>
+            <w:proofErr w:type="spellEnd"/>
+            <w:r>
+              <w:t>)</w:t>
+            </w:r>
+            <w:r>
+              <w:t>, package development (</w:t>
+            </w:r>
+            <w:proofErr w:type="spellStart"/>
+            <w:r>
+              <w:t>devtools</w:t>
+            </w:r>
+            <w:proofErr w:type="spellEnd"/>
+            <w:r>
+              <w:t xml:space="preserve">), </w:t>
+            </w:r>
+            <w:r>
+              <w:t xml:space="preserve">unit testing, abstraction, dependency/configuration management, </w:t>
             </w:r>
           </w:p>
         </w:tc>
+      </w:tr>
+      <w:tr>
+        <w:trPr>
+          <w:trHeight w:val="217"/>
+        </w:trPr>
         <w:tc>
           <w:tcPr>
-            <w:tcW w:w="8851" w:type="dxa"/>
+            <w:tcW w:w="2184" w:type="dxa"/>
           </w:tcPr>
           <w:p>
             <w:pPr>
@@ -572,18 +629,13 @@
               <w:ind w:left="0" w:firstLine="0"/>
             </w:pPr>
             <w:r>
-              <w:t xml:space="preserve">linear and logistic regression, decision trees, neural networks (python: pytorch, scikit-learn, R: tidymodels) </w:t>
+              <w:t xml:space="preserve">Data Engineering:  </w:t>
             </w:r>
           </w:p>
         </w:tc>
-      </w:tr>
-      <w:tr>
-        <w:trPr>
-          <w:trHeight w:val="230"/>
-        </w:trPr>
         <w:tc>
           <w:tcPr>
-            <w:tcW w:w="2189" w:type="dxa"/>
+            <w:tcW w:w="8913" w:type="dxa"/>
           </w:tcPr>
           <w:p>
             <w:pPr>
@@ -591,13 +643,30 @@
               <w:ind w:left="0" w:firstLine="0"/>
             </w:pPr>
             <w:r>
-              <w:t xml:space="preserve">Time series forecasting: </w:t>
+              <w:t>ETL</w:t>
+            </w:r>
+            <w:r>
+              <w:t xml:space="preserve"> </w:t>
+            </w:r>
+            <w:r>
+              <w:t>data transformation workflow</w:t>
+            </w:r>
+            <w:r>
+              <w:t>s, parquet-based analytical pipelines, GitLab/GitHub</w:t>
+            </w:r>
+            <w:r>
+              <w:t xml:space="preserve"> CI/CD</w:t>
             </w:r>
           </w:p>
         </w:tc>
+      </w:tr>
+      <w:tr>
+        <w:trPr>
+          <w:trHeight w:val="209"/>
+        </w:trPr>
         <w:tc>
           <w:tcPr>
-            <w:tcW w:w="8851" w:type="dxa"/>
+            <w:tcW w:w="2184" w:type="dxa"/>
           </w:tcPr>
           <w:p>
             <w:pPr>
@@ -605,18 +674,13 @@
               <w:ind w:left="0" w:firstLine="0"/>
             </w:pPr>
             <w:r>
-              <w:t xml:space="preserve">Regression, ARIMA, Exponential smoothing (python: prophet, R: ts, forecast, tseries) </w:t>
+              <w:t>Statistical Modeling:</w:t>
             </w:r>
           </w:p>
         </w:tc>
-      </w:tr>
-      <w:tr>
-        <w:trPr>
-          <w:trHeight w:val="230"/>
-        </w:trPr>
         <w:tc>
           <w:tcPr>
-            <w:tcW w:w="2189" w:type="dxa"/>
+            <w:tcW w:w="8913" w:type="dxa"/>
           </w:tcPr>
           <w:p>
             <w:pPr>
@@ -624,13 +688,18 @@
               <w:ind w:left="0" w:firstLine="0"/>
             </w:pPr>
             <w:r>
-              <w:t xml:space="preserve">Cloud computing: </w:t>
+              <w:t>Linear &amp; hierarchical regression modeling, time series forecasting, similarity scoring</w:t>
             </w:r>
           </w:p>
         </w:tc>
+      </w:tr>
+      <w:tr>
+        <w:trPr>
+          <w:trHeight w:val="209"/>
+        </w:trPr>
         <w:tc>
           <w:tcPr>
-            <w:tcW w:w="8851" w:type="dxa"/>
+            <w:tcW w:w="2184" w:type="dxa"/>
           </w:tcPr>
           <w:p>
             <w:pPr>
@@ -638,43 +707,19 @@
               <w:ind w:left="0" w:firstLine="0"/>
             </w:pPr>
             <w:r>
-              <w:t xml:space="preserve">Apache (HDFS, Hadoop, Hive, Spark), AWS (s3, ec2, Lambda, SQS, SNS), </w:t>
-            </w:r>
-            <w:r>
-              <w:rPr>
-                <w:color w:val="auto"/>
-                <w:u w:color="1154CC"/>
-              </w:rPr>
-              <w:t>midway2</w:t>
-            </w:r>
-            <w:r>
-              <w:t xml:space="preserve"> computing cluster </w:t>
-            </w:r>
-          </w:p>
-        </w:tc>
-      </w:tr>
-      <w:tr>
-        <w:trPr>
-          <w:trHeight w:val="230"/>
-        </w:trPr>
-        <w:tc>
-          <w:tcPr>
-            <w:tcW w:w="2189" w:type="dxa"/>
-          </w:tcPr>
-          <w:p>
-            <w:pPr>
-              <w:spacing w:after="0" w:line="259" w:lineRule="auto"/>
-              <w:ind w:left="0" w:firstLine="0"/>
-              <w:jc w:val="both"/>
-            </w:pPr>
-            <w:r>
-              <w:t xml:space="preserve">Analysis &amp; visualization: </w:t>
+              <w:t xml:space="preserve">Analysis &amp; </w:t>
+            </w:r>
+            <w:r>
+              <w:t>V</w:t>
+            </w:r>
+            <w:r>
+              <w:t>isualization:</w:t>
             </w:r>
           </w:p>
         </w:tc>
         <w:tc>
           <w:tcPr>
-            <w:tcW w:w="8851" w:type="dxa"/>
+            <w:tcW w:w="8913" w:type="dxa"/>
           </w:tcPr>
           <w:p>
             <w:pPr>
@@ -682,45 +727,32 @@
               <w:ind w:left="0" w:firstLine="0"/>
             </w:pPr>
             <w:r>
-              <w:t xml:space="preserve">Python (pandas, polars, matplotlib, plotly), R (tidyverse, ggplot3), PowerBI, Tableau Public, Excel </w:t>
+              <w:t xml:space="preserve">Geospatial preprocessing and </w:t>
+            </w:r>
+            <w:r>
+              <w:t>transformations</w:t>
+            </w:r>
+            <w:r>
+              <w:t xml:space="preserve"> (arrow, sf, </w:t>
+            </w:r>
+            <w:proofErr w:type="spellStart"/>
+            <w:r>
+              <w:t>geopandas</w:t>
+            </w:r>
+            <w:proofErr w:type="spellEnd"/>
+            <w:r>
+              <w:t xml:space="preserve">), interactive mapping (leaflet, quarto) </w:t>
             </w:r>
           </w:p>
         </w:tc>
       </w:tr>
       <w:tr>
         <w:trPr>
-          <w:trHeight w:val="586"/>
+          <w:trHeight w:val="209"/>
         </w:trPr>
         <w:tc>
           <w:tcPr>
-            <w:tcW w:w="2189" w:type="dxa"/>
-          </w:tcPr>
-          <w:p>
-            <w:pPr>
-              <w:spacing w:after="79" w:line="259" w:lineRule="auto"/>
-              <w:ind w:left="0" w:firstLine="0"/>
-            </w:pPr>
-            <w:r>
-              <w:t xml:space="preserve">Management:    </w:t>
-            </w:r>
-          </w:p>
-          <w:p>
-            <w:pPr>
-              <w:spacing w:after="0" w:line="259" w:lineRule="auto"/>
-              <w:ind w:left="0" w:firstLine="0"/>
-            </w:pPr>
-            <w:r>
-              <w:rPr>
-                <w:b/>
-                <w:sz w:val="24"/>
-              </w:rPr>
-              <w:t xml:space="preserve">EXPERIENCE </w:t>
-            </w:r>
-          </w:p>
-        </w:tc>
-        <w:tc>
-          <w:tcPr>
-            <w:tcW w:w="8851" w:type="dxa"/>
+            <w:tcW w:w="2184" w:type="dxa"/>
           </w:tcPr>
           <w:p>
             <w:pPr>
@@ -728,12 +760,74 @@
               <w:ind w:left="0" w:firstLine="0"/>
             </w:pPr>
             <w:r>
-              <w:t>Project Scoping, Project Management, Grant &amp; Proposal Writing, Fundraising, Public Speaking</w:t>
+              <w:t>Application Development:</w:t>
+            </w:r>
+          </w:p>
+        </w:tc>
+        <w:tc>
+          <w:tcPr>
+            <w:tcW w:w="8913" w:type="dxa"/>
+          </w:tcPr>
+          <w:p>
+            <w:pPr>
+              <w:spacing w:after="0" w:line="259" w:lineRule="auto"/>
+              <w:ind w:left="0" w:firstLine="0"/>
+            </w:pPr>
+            <w:r>
+              <w:t>Quarto/markdown static web apps, staging/production workflows, automated deployment, GitLab pipelines</w:t>
+            </w:r>
+          </w:p>
+        </w:tc>
+      </w:tr>
+      <w:tr>
+        <w:trPr>
+          <w:trHeight w:val="209"/>
+        </w:trPr>
+        <w:tc>
+          <w:tcPr>
+            <w:tcW w:w="2184" w:type="dxa"/>
+          </w:tcPr>
+          <w:p>
+            <w:pPr>
+              <w:spacing w:after="0" w:line="259" w:lineRule="auto"/>
+              <w:ind w:left="0" w:firstLine="0"/>
+            </w:pPr>
+            <w:r>
+              <w:t>Technical Leadership</w:t>
+            </w:r>
+            <w:r>
+              <w:t>:</w:t>
+            </w:r>
+          </w:p>
+        </w:tc>
+        <w:tc>
+          <w:tcPr>
+            <w:tcW w:w="8913" w:type="dxa"/>
+          </w:tcPr>
+          <w:p>
+            <w:pPr>
+              <w:spacing w:after="0" w:line="259" w:lineRule="auto"/>
+              <w:ind w:left="0" w:firstLine="0"/>
+            </w:pPr>
+            <w:r>
+              <w:t>Technical documentation, onboarding systems, PR reviews, architecture discussion, development workflow design, GitHub organization management, cross-team collaboration and training</w:t>
             </w:r>
           </w:p>
         </w:tc>
       </w:tr>
     </w:tbl>
+    <w:p>
+      <w:pPr>
+        <w:pStyle w:val="Heading1"/>
+        <w:pBdr>
+          <w:bottom w:val="single" w:sz="4" w:space="1" w:color="auto"/>
+        </w:pBdr>
+        <w:ind w:left="0" w:firstLine="0"/>
+      </w:pPr>
+      <w:r>
+        <w:t>EXPERIENCE</w:t>
+      </w:r>
+    </w:p>
     <w:p>
       <w:pPr>
         <w:tabs>
@@ -746,13 +840,7 @@
         <w:rPr>
           <w:b/>
         </w:rPr>
-        <w:t>New York City Department of Finance</w:t>
-      </w:r>
-      <w:r>
-        <w:rPr>
-          <w:b/>
-        </w:rPr>
-        <w:t xml:space="preserve"> </w:t>
+        <w:t xml:space="preserve">New York City Department of Finance </w:t>
       </w:r>
       <w:r>
         <w:rPr>
@@ -779,34 +867,16 @@
         <w:rPr>
           <w:i/>
         </w:rPr>
-        <w:t>Data Scientist (City Research Scientist II), Property Modeling &amp; Valuation</w:t>
+        <w:t xml:space="preserve">Data Scientist (City Research Scientist II), Property Modeling &amp; Valuation </w:t>
       </w:r>
       <w:r>
         <w:rPr>
           <w:i/>
         </w:rPr>
-        <w:t xml:space="preserve"> </w:t>
-      </w:r>
-      <w:r>
-        <w:rPr>
-          <w:i/>
-        </w:rPr>
         <w:tab/>
       </w:r>
       <w:r>
-        <w:t>October 202</w:t>
-      </w:r>
-      <w:r>
-        <w:t>4</w:t>
-      </w:r>
-      <w:r>
-        <w:t xml:space="preserve"> – </w:t>
-      </w:r>
-      <w:r>
-        <w:t>Present</w:t>
-      </w:r>
-      <w:r>
-        <w:t xml:space="preserve"> </w:t>
+        <w:t xml:space="preserve">October 2024 – Present </w:t>
       </w:r>
     </w:p>
     <w:p>
@@ -897,20 +967,15 @@
       <w:r>
         <w:t xml:space="preserve"> </w:t>
       </w:r>
+      <w:proofErr w:type="spellStart"/>
       <w:r>
         <w:rPr>
           <w:i/>
           <w:iCs/>
         </w:rPr>
-        <w:t>a</w:t>
-      </w:r>
-      <w:r>
-        <w:rPr>
-          <w:i/>
-          <w:iCs/>
-        </w:rPr>
-        <w:t>ssessNYC</w:t>
-      </w:r>
+        <w:t>assessNYC</w:t>
+      </w:r>
+      <w:proofErr w:type="spellEnd"/>
       <w:r>
         <w:t xml:space="preserve">, </w:t>
       </w:r>
@@ -1111,7 +1176,15 @@
         <w:ind w:left="180" w:right="-14" w:hanging="180"/>
       </w:pPr>
       <w:r>
-        <w:t>Used time series modeling of 750K relevant 311 requests to predict the volume of weekly rat activity for every NYC neighborhood, with an average MAPE of 5.6%, which currently feeds into a live PowerBI dashboard which informs targeted rat mitigation efforts</w:t>
+        <w:t xml:space="preserve">Used time series modeling of 750K relevant 311 requests to predict the volume of weekly rat activity for every NYC neighborhood, with an average MAPE of 5.6%, which currently feeds into a live </w:t>
+      </w:r>
+      <w:proofErr w:type="spellStart"/>
+      <w:r>
+        <w:t>PowerBI</w:t>
+      </w:r>
+      <w:proofErr w:type="spellEnd"/>
+      <w:r>
+        <w:t xml:space="preserve"> dashboard which informs targeted rat mitigation efforts</w:t>
       </w:r>
       <w:r>
         <w:t>.</w:t>
@@ -1210,12 +1283,14 @@
         <w:t xml:space="preserve">Enhanced functionality of Cook County Assessor’s Office R package </w:t>
       </w:r>
       <w:hyperlink r:id="rId16" w:history="1">
+        <w:proofErr w:type="spellStart"/>
         <w:r>
           <w:rPr>
             <w:rStyle w:val="Hyperlink"/>
           </w:rPr>
           <w:t>lightsnip</w:t>
         </w:r>
+        <w:proofErr w:type="spellEnd"/>
       </w:hyperlink>
       <w:r>
         <w:t xml:space="preserve"> by adding the above feature, aiding in formal documentation and development of the feature for public use</w:t>
@@ -1357,6 +1432,98 @@
     </w:p>
     <w:p>
       <w:pPr>
+        <w:pStyle w:val="Heading1"/>
+        <w:tabs>
+          <w:tab w:val="center" w:pos="10980"/>
+        </w:tabs>
+        <w:ind w:left="0" w:firstLine="0"/>
+      </w:pPr>
+      <w:r>
+        <w:rPr>
+          <w:u w:val="single" w:color="000000"/>
+        </w:rPr>
+        <w:t>CIVIC</w:t>
+      </w:r>
+      <w:r>
+        <w:rPr>
+          <w:sz w:val="19"/>
+          <w:u w:val="single" w:color="000000"/>
+        </w:rPr>
+        <w:t xml:space="preserve"> </w:t>
+      </w:r>
+      <w:r>
+        <w:rPr>
+          <w:u w:val="single" w:color="000000"/>
+        </w:rPr>
+        <w:t xml:space="preserve">ENGAGEMENT </w:t>
+      </w:r>
+      <w:r>
+        <w:rPr>
+          <w:u w:val="single" w:color="000000"/>
+        </w:rPr>
+        <w:tab/>
+        <w:t xml:space="preserve"> </w:t>
+      </w:r>
+    </w:p>
+    <w:p>
+      <w:pPr>
+        <w:spacing w:after="0" w:line="259" w:lineRule="auto"/>
+        <w:ind w:left="0" w:firstLine="0"/>
+        <w:rPr>
+          <w:b/>
+        </w:rPr>
+      </w:pPr>
+      <w:r>
+        <w:rPr>
+          <w:b/>
+        </w:rPr>
+        <w:t>Hayes Innovation Prize</w:t>
+      </w:r>
+    </w:p>
+    <w:p>
+      <w:pPr>
+        <w:tabs>
+          <w:tab w:val="right" w:pos="10980"/>
+        </w:tabs>
+        <w:spacing w:after="0" w:line="259" w:lineRule="auto"/>
+        <w:ind w:left="0" w:firstLine="0"/>
+        <w:rPr>
+          <w:bCs/>
+        </w:rPr>
+      </w:pPr>
+      <w:r>
+        <w:rPr>
+          <w:bCs/>
+          <w:i/>
+          <w:iCs/>
+        </w:rPr>
+        <w:t xml:space="preserve">IT Leadership </w:t>
+      </w:r>
+      <w:r>
+        <w:rPr>
+          <w:bCs/>
+          <w:i/>
+          <w:iCs/>
+        </w:rPr>
+        <w:t>Award Winner</w:t>
+      </w:r>
+      <w:r>
+        <w:rPr>
+          <w:bCs/>
+          <w:i/>
+          <w:iCs/>
+        </w:rPr>
+        <w:tab/>
+      </w:r>
+      <w:r>
+        <w:rPr>
+          <w:bCs/>
+        </w:rPr>
+        <w:t>April 2026</w:t>
+      </w:r>
+    </w:p>
+    <w:p>
+      <w:pPr>
         <w:pStyle w:val="ListParagraph"/>
         <w:numPr>
           <w:ilvl w:val="0"/>
@@ -1365,77 +1532,13 @@
         <w:ind w:left="180" w:hanging="180"/>
       </w:pPr>
       <w:r>
-        <w:t>Streamlined quantitative (R) and qualitative (NVivo) data analyses on nonprofit-specific data for 6 philanthropic and federal program evaluations, making comprehensive, concise visuals to explain complex results</w:t>
-      </w:r>
-      <w:r>
-        <w:t>.</w:t>
-      </w:r>
-    </w:p>
-    <w:p>
-      <w:pPr>
-        <w:pStyle w:val="ListParagraph"/>
-        <w:numPr>
-          <w:ilvl w:val="0"/>
-          <w:numId w:val="4"/>
-        </w:numPr>
-        <w:ind w:left="180" w:hanging="180"/>
-      </w:pPr>
-      <w:r>
-        <w:t xml:space="preserve">Led sample development, data cleaning, analysis and report writing for Salesforce.org's 3rd annual </w:t>
-      </w:r>
-      <w:r>
-        <w:rPr>
-          <w:color w:val="auto"/>
-          <w:u w:color="0463C1"/>
-        </w:rPr>
-        <w:t>Global Nonprofit Trends survey</w:t>
-      </w:r>
-      <w:r>
-        <w:rPr>
-          <w:color w:val="auto"/>
-        </w:rPr>
-        <w:t xml:space="preserve"> </w:t>
-      </w:r>
-      <w:r>
-        <w:t>(of over 1,600 responses) while navigating technical restraints due to General Data Protection Regulation compliance</w:t>
-      </w:r>
-      <w:r>
-        <w:t>.</w:t>
-      </w:r>
-    </w:p>
-    <w:p>
-      <w:pPr>
-        <w:pStyle w:val="Heading1"/>
-        <w:tabs>
-          <w:tab w:val="center" w:pos="10980"/>
-        </w:tabs>
-        <w:ind w:left="0" w:firstLine="0"/>
-      </w:pPr>
-      <w:r>
-        <w:rPr>
-          <w:u w:val="single" w:color="000000"/>
-        </w:rPr>
-        <w:t>CIVIC</w:t>
-      </w:r>
-      <w:r>
-        <w:rPr>
-          <w:sz w:val="19"/>
-          <w:u w:val="single" w:color="000000"/>
-        </w:rPr>
-        <w:t xml:space="preserve"> </w:t>
-      </w:r>
-      <w:r>
-        <w:rPr>
-          <w:u w:val="single" w:color="000000"/>
-        </w:rPr>
-        <w:t xml:space="preserve">ENGAGEMENT </w:t>
-      </w:r>
-      <w:r>
-        <w:rPr>
-          <w:u w:val="single" w:color="000000"/>
-        </w:rPr>
-        <w:tab/>
-        <w:t xml:space="preserve"> </w:t>
+        <w:t>Recognized as an</w:t>
+      </w:r>
+      <w:r>
+        <w:t xml:space="preserve"> early-career public servant driving impactful project</w:t>
+      </w:r>
+      <w:r>
+        <w:t>s, including making open source tools easier to use at the city.</w:t>
       </w:r>
     </w:p>
     <w:p>
@@ -2442,6 +2545,119 @@
     </w:lvl>
   </w:abstractNum>
   <w:abstractNum w:abstractNumId="6" w15:restartNumberingAfterBreak="0">
+    <w:nsid w:val="62390075"/>
+    <w:multiLevelType w:val="hybridMultilevel"/>
+    <w:tmpl w:val="625E3038"/>
+    <w:lvl w:ilvl="0" w:tplc="04090001">
+      <w:start w:val="1"/>
+      <w:numFmt w:val="bullet"/>
+      <w:lvlText w:val=""/>
+      <w:lvlJc w:val="left"/>
+      <w:pPr>
+        <w:ind w:left="720" w:hanging="360"/>
+      </w:pPr>
+      <w:rPr>
+        <w:rFonts w:ascii="Symbol" w:hAnsi="Symbol" w:hint="default"/>
+      </w:rPr>
+    </w:lvl>
+    <w:lvl w:ilvl="1" w:tplc="04090003" w:tentative="1">
+      <w:start w:val="1"/>
+      <w:numFmt w:val="bullet"/>
+      <w:lvlText w:val="o"/>
+      <w:lvlJc w:val="left"/>
+      <w:pPr>
+        <w:ind w:left="1440" w:hanging="360"/>
+      </w:pPr>
+      <w:rPr>
+        <w:rFonts w:ascii="Courier New" w:hAnsi="Courier New" w:cs="Courier New" w:hint="default"/>
+      </w:rPr>
+    </w:lvl>
+    <w:lvl w:ilvl="2" w:tplc="04090005" w:tentative="1">
+      <w:start w:val="1"/>
+      <w:numFmt w:val="bullet"/>
+      <w:lvlText w:val=""/>
+      <w:lvlJc w:val="left"/>
+      <w:pPr>
+        <w:ind w:left="2160" w:hanging="360"/>
+      </w:pPr>
+      <w:rPr>
+        <w:rFonts w:ascii="Wingdings" w:hAnsi="Wingdings" w:hint="default"/>
+      </w:rPr>
+    </w:lvl>
+    <w:lvl w:ilvl="3" w:tplc="04090001" w:tentative="1">
+      <w:start w:val="1"/>
+      <w:numFmt w:val="bullet"/>
+      <w:lvlText w:val=""/>
+      <w:lvlJc w:val="left"/>
+      <w:pPr>
+        <w:ind w:left="2880" w:hanging="360"/>
+      </w:pPr>
+      <w:rPr>
+        <w:rFonts w:ascii="Symbol" w:hAnsi="Symbol" w:hint="default"/>
+      </w:rPr>
+    </w:lvl>
+    <w:lvl w:ilvl="4" w:tplc="04090003" w:tentative="1">
+      <w:start w:val="1"/>
+      <w:numFmt w:val="bullet"/>
+      <w:lvlText w:val="o"/>
+      <w:lvlJc w:val="left"/>
+      <w:pPr>
+        <w:ind w:left="3600" w:hanging="360"/>
+      </w:pPr>
+      <w:rPr>
+        <w:rFonts w:ascii="Courier New" w:hAnsi="Courier New" w:cs="Courier New" w:hint="default"/>
+      </w:rPr>
+    </w:lvl>
+    <w:lvl w:ilvl="5" w:tplc="04090005" w:tentative="1">
+      <w:start w:val="1"/>
+      <w:numFmt w:val="bullet"/>
+      <w:lvlText w:val=""/>
+      <w:lvlJc w:val="left"/>
+      <w:pPr>
+        <w:ind w:left="4320" w:hanging="360"/>
+      </w:pPr>
+      <w:rPr>
+        <w:rFonts w:ascii="Wingdings" w:hAnsi="Wingdings" w:hint="default"/>
+      </w:rPr>
+    </w:lvl>
+    <w:lvl w:ilvl="6" w:tplc="04090001" w:tentative="1">
+      <w:start w:val="1"/>
+      <w:numFmt w:val="bullet"/>
+      <w:lvlText w:val=""/>
+      <w:lvlJc w:val="left"/>
+      <w:pPr>
+        <w:ind w:left="5040" w:hanging="360"/>
+      </w:pPr>
+      <w:rPr>
+        <w:rFonts w:ascii="Symbol" w:hAnsi="Symbol" w:hint="default"/>
+      </w:rPr>
+    </w:lvl>
+    <w:lvl w:ilvl="7" w:tplc="04090003" w:tentative="1">
+      <w:start w:val="1"/>
+      <w:numFmt w:val="bullet"/>
+      <w:lvlText w:val="o"/>
+      <w:lvlJc w:val="left"/>
+      <w:pPr>
+        <w:ind w:left="5760" w:hanging="360"/>
+      </w:pPr>
+      <w:rPr>
+        <w:rFonts w:ascii="Courier New" w:hAnsi="Courier New" w:cs="Courier New" w:hint="default"/>
+      </w:rPr>
+    </w:lvl>
+    <w:lvl w:ilvl="8" w:tplc="04090005" w:tentative="1">
+      <w:start w:val="1"/>
+      <w:numFmt w:val="bullet"/>
+      <w:lvlText w:val=""/>
+      <w:lvlJc w:val="left"/>
+      <w:pPr>
+        <w:ind w:left="6480" w:hanging="360"/>
+      </w:pPr>
+      <w:rPr>
+        <w:rFonts w:ascii="Wingdings" w:hAnsi="Wingdings" w:hint="default"/>
+      </w:rPr>
+    </w:lvl>
+  </w:abstractNum>
+  <w:abstractNum w:abstractNumId="7" w15:restartNumberingAfterBreak="0">
     <w:nsid w:val="66B75482"/>
     <w:multiLevelType w:val="hybridMultilevel"/>
     <w:tmpl w:val="8BD60286"/>
@@ -2561,7 +2777,7 @@
     <w:abstractNumId w:val="0"/>
   </w:num>
   <w:num w:numId="3" w16cid:durableId="1518351862">
-    <w:abstractNumId w:val="6"/>
+    <w:abstractNumId w:val="7"/>
   </w:num>
   <w:num w:numId="4" w16cid:durableId="251621127">
     <w:abstractNumId w:val="1"/>
@@ -2574,6 +2790,9 @@
   </w:num>
   <w:num w:numId="7" w16cid:durableId="2047368650">
     <w:abstractNumId w:val="3"/>
+  </w:num>
+  <w:num w:numId="8" w16cid:durableId="1292713850">
+    <w:abstractNumId w:val="6"/>
   </w:num>
 </w:numbering>
 </file>
@@ -3010,6 +3229,7 @@
   <w:style w:type="character" w:default="1" w:styleId="DefaultParagraphFont">
     <w:name w:val="Default Paragraph Font"/>
     <w:uiPriority w:val="1"/>
+    <w:semiHidden/>
     <w:unhideWhenUsed/>
   </w:style>
   <w:style w:type="table" w:default="1" w:styleId="TableNormal">
